--- a/Advanced Form Development and Validation with Formik & Yup (Expo).docx
+++ b/Advanced Form Development and Validation with Formik & Yup (Expo).docx
@@ -4920,6 +4920,19 @@
 </file>
 
 <file path=customXml/item2.xml><?xml version="1.0" encoding="utf-8"?>
+<?mso-contentType ?>
+<FormTemplates xmlns="http://schemas.microsoft.com/sharepoint/v3/contenttype/forms">
+  <Display>DocumentLibraryForm</Display>
+  <Edit>DocumentLibraryForm</Edit>
+  <New>DocumentLibraryForm</New>
+</FormTemplates>
+</file>
+
+<file path=customXml/item3.xml><?xml version="1.0" encoding="utf-8"?>
+<b:Sources xmlns:b="http://schemas.openxmlformats.org/officeDocument/2006/bibliography" xmlns="http://schemas.openxmlformats.org/officeDocument/2006/bibliography" SelectedStyle="\MLASeventhEditionOfficeOnline.xsl" StyleName="MLA" Version="7"/>
+</file>
+
+<file path=customXml/item4.xml><?xml version="1.0" encoding="utf-8"?>
 <ct:contentTypeSchema xmlns:ct="http://schemas.microsoft.com/office/2006/metadata/contentType" xmlns:ma="http://schemas.microsoft.com/office/2006/metadata/properties/metaAttributes" ct:_="" ma:_="" ma:contentTypeName="Document" ma:contentTypeID="0x010100EA770D4CCD59A94591F75F720A19D68F" ma:contentTypeVersion="15" ma:contentTypeDescription="Create a new document." ma:contentTypeScope="" ma:versionID="b086eaed2e5052061e320b3d4e3b1a5a">
   <xsd:schema xmlns:xsd="http://www.w3.org/2001/XMLSchema" xmlns:xs="http://www.w3.org/2001/XMLSchema" xmlns:p="http://schemas.microsoft.com/office/2006/metadata/properties" xmlns:ns3="25492cb2-7415-413d-9083-388938000ed4" xmlns:ns4="585b165e-1660-4a60-ac4d-e6e8c1228d4d" targetNamespace="http://schemas.microsoft.com/office/2006/metadata/properties" ma:root="true" ma:fieldsID="fc813c75bd1b2c769e521ebb07e1c445" ns3:_="" ns4:_="">
     <xsd:import namespace="25492cb2-7415-413d-9083-388938000ed4"/>
@@ -5154,19 +5167,6 @@
 </ct:contentTypeSchema>
 </file>
 
-<file path=customXml/item3.xml><?xml version="1.0" encoding="utf-8"?>
-<b:Sources xmlns:b="http://schemas.openxmlformats.org/officeDocument/2006/bibliography" xmlns="http://schemas.openxmlformats.org/officeDocument/2006/bibliography" SelectedStyle="\MLASeventhEditionOfficeOnline.xsl" StyleName="MLA" Version="7"/>
-</file>
-
-<file path=customXml/item4.xml><?xml version="1.0" encoding="utf-8"?>
-<?mso-contentType ?>
-<FormTemplates xmlns="http://schemas.microsoft.com/sharepoint/v3/contenttype/forms">
-  <Display>DocumentLibraryForm</Display>
-  <Edit>DocumentLibraryForm</Edit>
-  <New>DocumentLibraryForm</New>
-</FormTemplates>
-</file>
-
 <file path=customXml/itemProps1.xml><?xml version="1.0" encoding="utf-8"?>
 <ds:datastoreItem xmlns:ds="http://schemas.openxmlformats.org/officeDocument/2006/customXml" ds:itemID="{2E060B4B-E71F-4931-BF59-57F0C55A1D76}">
   <ds:schemaRefs>
@@ -5178,6 +5178,22 @@
 </file>
 
 <file path=customXml/itemProps2.xml><?xml version="1.0" encoding="utf-8"?>
+<ds:datastoreItem xmlns:ds="http://schemas.openxmlformats.org/officeDocument/2006/customXml" ds:itemID="{999DD386-1FB7-4DFA-9B8E-E444853D147C}">
+  <ds:schemaRefs>
+    <ds:schemaRef ds:uri="http://schemas.microsoft.com/sharepoint/v3/contenttype/forms"/>
+  </ds:schemaRefs>
+</ds:datastoreItem>
+</file>
+
+<file path=customXml/itemProps3.xml><?xml version="1.0" encoding="utf-8"?>
+<ds:datastoreItem xmlns:ds="http://schemas.openxmlformats.org/officeDocument/2006/customXml" ds:itemID="{655B80A7-CBB4-4CA1-921D-DCECD7B37414}">
+  <ds:schemaRefs>
+    <ds:schemaRef ds:uri="http://schemas.openxmlformats.org/officeDocument/2006/bibliography"/>
+  </ds:schemaRefs>
+</ds:datastoreItem>
+</file>
+
+<file path=customXml/itemProps4.xml><?xml version="1.0" encoding="utf-8"?>
 <ds:datastoreItem xmlns:ds="http://schemas.openxmlformats.org/officeDocument/2006/customXml" ds:itemID="{841544DD-B353-4390-9A2F-D3F01EB53A9C}">
   <ds:schemaRefs>
     <ds:schemaRef ds:uri="http://schemas.microsoft.com/office/2006/metadata/contentType"/>
@@ -5194,20 +5210,4 @@
     <ds:schemaRef ds:uri="http://schemas.microsoft.com/internal/obd"/>
   </ds:schemaRefs>
 </ds:datastoreItem>
-</file>
-
-<file path=customXml/itemProps3.xml><?xml version="1.0" encoding="utf-8"?>
-<ds:datastoreItem xmlns:ds="http://schemas.openxmlformats.org/officeDocument/2006/customXml" ds:itemID="{655B80A7-CBB4-4CA1-921D-DCECD7B37414}">
-  <ds:schemaRefs>
-    <ds:schemaRef ds:uri="http://schemas.openxmlformats.org/officeDocument/2006/bibliography"/>
-  </ds:schemaRefs>
-</ds:datastoreItem>
-</file>
-
-<file path=customXml/itemProps4.xml><?xml version="1.0" encoding="utf-8"?>
-<ds:datastoreItem xmlns:ds="http://schemas.openxmlformats.org/officeDocument/2006/customXml" ds:itemID="{999DD386-1FB7-4DFA-9B8E-E444853D147C}">
-  <ds:schemaRefs>
-    <ds:schemaRef ds:uri="http://schemas.microsoft.com/sharepoint/v3/contenttype/forms"/>
-  </ds:schemaRefs>
-</ds:datastoreItem>
 </file>